--- a/public/horus-procedures/FSP-04_التواصل_الداخلي_والخارجي.docx
+++ b/public/horus-procedures/FSP-04_التواصل_الداخلي_والخارجي.docx
@@ -9,22 +9,22 @@
         </w:pict>
       </w:r>
     </w:p>
-    <w:bookmarkStart w:id="10" w:name="شركة-حورس-لإنتاج-وتعبئة-المياه-الطبيعية"/>
+    <w:bookmarkStart w:id="10" w:name="شركة-لإنتاج-وتعبئة-المياه-الطبيعية"/>
     <w:p>
       <w:pPr>
         <w:pStyle w:val="Heading1"/>
       </w:pPr>
       <w:r>
-        <w:t xml:space="preserve">شركة حورس لإنتاج وتعبئة المياه الطبيعية</w:t>
-      </w:r>
-    </w:p>
-    <w:bookmarkStart w:id="9" w:name="horus-natural-water-co."/>
+        <w:t xml:space="preserve">شركة لإنتاج وتعبئة المياه الطبيعية</w:t>
+      </w:r>
+    </w:p>
+    <w:bookmarkStart w:id="9" w:name="company-co."/>
     <w:p>
       <w:pPr>
         <w:pStyle w:val="Heading2"/>
       </w:pPr>
       <w:r>
-        <w:t xml:space="preserve">Horus Natural Water Co.</w:t>
+        <w:t xml:space="preserve">Company Co.</w:t>
       </w:r>
     </w:p>
     <w:p>
@@ -337,7 +337,7 @@
         <w:t xml:space="preserve"> </w:t>
       </w:r>
       <w:r>
-        <w:t xml:space="preserve">“Horus لمياه الطبيعية”</w:t>
+        <w:t xml:space="preserve">“Company لمياه الطبيعية”</w:t>
       </w:r>
       <w:r>
         <w:t xml:space="preserve">، من مرحلة استلام المياه الخام وحتى تسليم المنتج النهائي، مرورًا بجميع مراحل الإنتاج والتخزين والتوزيع. يمتد النطاق ليشمل التواصل مع كافة الأطراف المعنية الداخلية (العاملين، الإدارة العليا) والخارجية (العملاء، الموردين، الجهات التشريعية والرقابية، المقاولون، الزوار، الجمهور).</w:t>

--- a/public/horus-procedures/FSP-04_التواصل_الداخلي_والخارجي.docx
+++ b/public/horus-procedures/FSP-04_التواصل_الداخلي_والخارجي.docx
@@ -9,13 +9,13 @@
         </w:pict>
       </w:r>
     </w:p>
-    <w:bookmarkStart w:id="10" w:name="شركة-لإنتاج-وتعبئة-المياه-الطبيعية"/>
+    <w:bookmarkStart w:id="10" w:name="X03cef4314b8aa390e318dc4a1235d0ccb9e0c3a"/>
     <w:p>
       <w:pPr>
         <w:pStyle w:val="Heading1"/>
       </w:pPr>
       <w:r>
-        <w:t xml:space="preserve">شركة لإنتاج وتعبئة المياه الطبيعية</w:t>
+        <w:t xml:space="preserve">شركة الأزواك لإنتاج وتعبئة المياه الطبيعية</w:t>
       </w:r>
     </w:p>
     <w:bookmarkStart w:id="9" w:name="company-co."/>
